--- a/template_q.docx
+++ b/template_q.docx
@@ -89,7 +89,6 @@
           <w:color w:val="056B66"/>
           <w:sz w:val="24"/>
           <w:szCs w:val="24"/>
-          <w:lang w:val="en-US"/>
         </w:rPr>
       </w:pPr>
       <w:r>
@@ -101,7 +100,28 @@
           <w:szCs w:val="24"/>
           <w:lang w:val="en-US"/>
         </w:rPr>
-        <w:t>Q college</w:t>
+        <w:t>Q</w:t>
+      </w:r>
+      <w:r>
+        <w:rPr>
+          <w:rFonts w:eastAsia="Calibri" w:cs="Times New Roman"/>
+          <w:b/>
+          <w:color w:val="056B66"/>
+          <w:sz w:val="24"/>
+          <w:szCs w:val="24"/>
+        </w:rPr>
+        <w:t xml:space="preserve"> </w:t>
+      </w:r>
+      <w:r>
+        <w:rPr>
+          <w:rFonts w:eastAsia="Calibri" w:cs="Times New Roman"/>
+          <w:b/>
+          <w:color w:val="056B66"/>
+          <w:sz w:val="24"/>
+          <w:szCs w:val="24"/>
+          <w:lang w:val="en-US"/>
+        </w:rPr>
+        <w:t>college</w:t>
       </w:r>
     </w:p>
     <w:p>
@@ -116,7 +136,6 @@
           <w:color w:val="056B66"/>
           <w:sz w:val="24"/>
           <w:szCs w:val="24"/>
-          <w:lang w:val="en-US"/>
         </w:rPr>
       </w:pPr>
     </w:p>
@@ -128,7 +147,6 @@
           <w:rFonts w:cs="Times New Roman"/>
           <w:sz w:val="24"/>
           <w:szCs w:val="24"/>
-          <w:lang w:val="en-US"/>
         </w:rPr>
       </w:pPr>
       <w:r>
@@ -924,6 +942,71 @@
           <w:tcPr>
             <w:tcW w:w="3457" w:type="dxa"/>
           </w:tcPr>
+          <w:p>
+            <w:pPr>
+              <w:jc w:val="both"/>
+              <w:rPr>
+                <w:rFonts w:cs="Times New Roman"/>
+                <w:sz w:val="24"/>
+                <w:szCs w:val="24"/>
+                <w:lang w:val="kk-KZ"/>
+              </w:rPr>
+            </w:pPr>
+            <w:r>
+              <w:rPr>
+                <w:rFonts w:cs="Times New Roman"/>
+                <w:sz w:val="24"/>
+                <w:szCs w:val="24"/>
+                <w:lang w:val="kk-KZ"/>
+              </w:rPr>
+              <w:t xml:space="preserve">Оқу бағдарламасына </w:t>
+            </w:r>
+            <w:r>
+              <w:rPr>
+                <w:rFonts w:cs="Times New Roman"/>
+                <w:sz w:val="24"/>
+                <w:szCs w:val="24"/>
+              </w:rPr>
+              <w:t>(</w:t>
+            </w:r>
+            <w:r>
+              <w:rPr>
+                <w:rFonts w:cs="Times New Roman"/>
+                <w:sz w:val="24"/>
+                <w:szCs w:val="24"/>
+                <w:lang w:val="kk-KZ"/>
+              </w:rPr>
+              <w:t>ОБ</w:t>
+            </w:r>
+            <w:r>
+              <w:rPr>
+                <w:rFonts w:cs="Times New Roman"/>
+                <w:sz w:val="24"/>
+                <w:szCs w:val="24"/>
+              </w:rPr>
+              <w:t>)</w:t>
+            </w:r>
+          </w:p>
+          <w:p>
+            <w:pPr>
+              <w:jc w:val="both"/>
+              <w:rPr>
+                <w:rFonts w:cs="Times New Roman"/>
+                <w:sz w:val="24"/>
+                <w:szCs w:val="24"/>
+                <w:lang w:val="kk-KZ"/>
+              </w:rPr>
+            </w:pPr>
+            <w:r>
+              <w:rPr>
+                <w:rFonts w:cs="Times New Roman"/>
+                <w:sz w:val="24"/>
+                <w:szCs w:val="24"/>
+                <w:lang w:val="kk-KZ"/>
+              </w:rPr>
+              <w:t>сәйкес оқыту мақсаттары.</w:t>
+            </w:r>
+          </w:p>
           <w:p>
             <w:pPr>
               <w:jc w:val="both"/>
@@ -2304,6 +2387,7 @@
                 <w:szCs w:val="24"/>
                 <w:lang w:val="en-US"/>
               </w:rPr>
+              <w:lastRenderedPageBreak/>
               <w:t>I</w:t>
             </w:r>
             <w:r>
@@ -2374,16 +2458,7 @@
                 <w:sz w:val="24"/>
                 <w:szCs w:val="24"/>
               </w:rPr>
-              <w:t xml:space="preserve"> </w:t>
-            </w:r>
-            <w:r>
-              <w:rPr>
-                <w:rFonts w:cs="Times New Roman"/>
-                <w:sz w:val="24"/>
-                <w:szCs w:val="24"/>
-              </w:rPr>
-              <w:lastRenderedPageBreak/>
-              <w:t>1.</w:t>
+              <w:t xml:space="preserve"> 1.</w:t>
             </w:r>
             <w:r>
               <w:rPr>
@@ -4499,6 +4574,7 @@
                 <w:szCs w:val="24"/>
                 <w:lang w:eastAsia="ru-RU"/>
               </w:rPr>
+              <w:lastRenderedPageBreak/>
               <w:t>самоконтроль</w:t>
             </w:r>
           </w:p>
@@ -4547,7 +4623,6 @@
                 <w:szCs w:val="24"/>
                 <w:lang w:eastAsia="ru-RU"/>
               </w:rPr>
-              <w:lastRenderedPageBreak/>
               <w:t>способов</w:t>
             </w:r>
           </w:p>

--- a/template_q.docx
+++ b/template_q.docx
@@ -1812,6 +1812,56 @@
               </w:rPr>
               <w:t>}</w:t>
             </w:r>
+          </w:p>
+        </w:tc>
+      </w:tr>
+      <w:tr>
+        <w:tc>
+          <w:tcPr>
+            <w:tcW w:w="3457" w:type="dxa"/>
+          </w:tcPr>
+          <w:p>
+            <w:pPr>
+              <w:jc w:val="both"/>
+              <w:rPr>
+                <w:rFonts w:cs="Times New Roman"/>
+                <w:sz w:val="24"/>
+                <w:szCs w:val="24"/>
+              </w:rPr>
+            </w:pPr>
+            <w:r>
+              <w:rPr>
+                <w:rFonts w:cs="Times New Roman" w:ascii="Times New Roman" w:hAnsi="Times New Roman" w:eastAsia="Times New Roman"/>
+                <w:sz w:val="24"/>
+                <w:szCs w:val="24"/>
+              </w:rPr>
+              <w:t>Пәнаралық байланыс:</w:t>
+            </w:r>
+          </w:p>
+        </w:tc>
+        <w:tc>
+          <w:tcPr>
+            <w:tcW w:w="7033" w:type="dxa"/>
+          </w:tcPr>
+          <w:p>
+            <w:pPr>
+              <w:jc w:val="both"/>
+              <w:rPr>
+                <w:rFonts w:cs="Times New Roman"/>
+                <w:sz w:val="24"/>
+                <w:szCs w:val="24"/>
+              </w:rPr>
+            </w:pPr>
+            <w:r>
+              <w:rPr>
+                <w:rFonts w:cs="Times New Roman" w:ascii="Times New Roman" w:hAnsi="Times New Roman" w:eastAsia="Times New Roman"/>
+                <w:sz w:val="24"/>
+                <w:szCs w:val="24"/>
+              </w:rPr>
+              <w:t>{interdisciplinary_connections}</w:t>
+            </w:r>
+            <w:proofErr w:type="spellStart"/>
+            <w:proofErr w:type="spellEnd"/>
           </w:p>
         </w:tc>
       </w:tr>
